--- a/REFERENCE - AI Connector utility.docx
+++ b/REFERENCE - AI Connector utility.docx
@@ -528,7 +528,7 @@
       <w:r>
         <w:drawing>
           <wp:inline xmlns:wp="http://schemas.openxmlformats.org/drawingml/2006/wordprocessingDrawing" distT="0" distB="0" distL="0" distR="0">
-            <wp:extent cx="2184400" cy="6715125"/>
+            <wp:extent cx="2409825" cy="7407910"/>
             <wp:effectExtent l="0" t="0" r="0" b="0"/>
             <wp:docPr id="154604855" name="Picture 3"/>
             <wp:cNvGraphicFramePr>
@@ -557,7 +557,7 @@
                   <pic:spPr>
                     <a:xfrm>
                       <a:off x="0" y="0"/>
-                      <a:ext cx="2184569" cy="6715125"/>
+                      <a:ext cx="2409825" cy="7407910"/>
                     </a:xfrm>
                     <a:prstGeom prst="rect"/>
                   </pic:spPr>

--- a/REFERENCE - AI Connector utility.docx
+++ b/REFERENCE - AI Connector utility.docx
@@ -4,40 +4,11 @@
   <w:body>
     <w:p>
       <w:pPr>
+        <w:shd w:val="clear" w:fill="auto"/>
+        <w:spacing w:lineRule="auto" w:line="240" w:beforeAutospacing="0" w:afterAutospacing="0"/>
+        <w:contextualSpacing w:val="1"/>
         <w:rPr>
-          <w:rFonts w:ascii="Aptos" w:hAnsi="Aptos" w:cs="Aptos" w:eastAsia="Aptos"/>
-          <w:b w:val="1"/>
-          <w:bCs w:val="1"/>
-          <w:noProof w:val="0"/>
-          <w:sz w:val="48"/>
-          <w:szCs w:val="48"/>
-          <w:u w:val="single"/>
-          <w:lang w:val="en-US"/>
-        </w:rPr>
-      </w:pPr>
-      <w:r>
-        <w:rPr>
-          <w:rFonts w:ascii="Aptos" w:hAnsi="Aptos" w:cs="Aptos" w:eastAsia="Aptos"/>
-          <w:b w:val="1"/>
-          <w:bCs w:val="1"/>
-          <w:noProof w:val="0"/>
-          <w:sz w:val="48"/>
-          <w:szCs w:val="48"/>
-          <w:u w:val="single"/>
-          <w:lang w:val="en-US"/>
-        </w:rPr>
-        <w:t>AI Connector utility</w:t>
-      </w:r>
-    </w:p>
-    <w:p>
-      <w:pPr>
-        <w:suppressLineNumbers w:val="0"/>
-        <w:spacing w:lineRule="auto" w:line="279" w:before="240" w:after="240" w:beforeAutospacing="0" w:afterAutospacing="0"/>
-        <w:ind w:left="0" w:right="0"/>
-        <w:bidi w:val="0"/>
-        <w:jc w:val="left"/>
-        <w:rPr>
-          <w:rFonts w:ascii="Aptos" w:hAnsi="Aptos" w:cs="Aptos" w:eastAsia="Aptos"/>
+          <w:rFonts w:ascii="Calibri" w:hAnsi="Calibri" w:cs="Aptos" w:eastAsia="Aptos"/>
           <w:i w:val="1"/>
           <w:iCs w:val="1"/>
           <w:noProof w:val="0"/>
@@ -48,7 +19,47 @@
       </w:pPr>
       <w:r>
         <w:rPr>
-          <w:rFonts w:ascii="Aptos" w:hAnsi="Aptos" w:cs="Aptos" w:eastAsia="Aptos"/>
+          <w:rFonts w:ascii="Calibri" w:hAnsi="Calibri" w:cs="Aptos" w:eastAsia="Aptos"/>
+          <w:b w:val="1"/>
+          <w:bCs w:val="1"/>
+          <w:noProof w:val="0"/>
+          <w:sz w:val="48"/>
+          <w:szCs w:val="48"/>
+          <w:u w:val="none"/>
+          <w:lang w:val="en-US"/>
+        </w:rPr>
+        <w:t>AI Connector utility</w:t>
+      </w:r>
+      <w:r>
+        <w:rPr>
+          <w:rFonts w:ascii="Calibri" w:hAnsi="Calibri" w:cs="Aptos" w:eastAsia="Aptos"/>
+          <w:b w:val="1"/>
+          <w:bCs w:val="1"/>
+          <w:noProof w:val="0"/>
+          <w:sz w:val="48"/>
+          <w:szCs w:val="48"/>
+          <w:u w:val="none"/>
+          <w:rtl w:val="0"/>
+          <w:lang w:val="en-US" w:bidi="en-US" w:eastAsia="en-US"/>
+        </w:rPr>
+        <w:br w:type="textWrapping"/>
+      </w:r>
+      <w:r>
+        <w:rPr>
+          <w:rFonts w:ascii="Calibri" w:hAnsi="Calibri" w:cs="Aptos" w:eastAsia="Aptos"/>
+          <w:i w:val="1"/>
+          <w:iCs w:val="1"/>
+          <w:noProof w:val="0"/>
+          <w:sz w:val="24"/>
+          <w:szCs w:val="24"/>
+          <w:rtl w:val="0"/>
+          <w:lang w:val="en-US" w:bidi="en-US" w:eastAsia="en-US"/>
+        </w:rPr>
+        <w:br w:type="textWrapping"/>
+      </w:r>
+      <w:r>
+        <w:rPr>
+          <w:rFonts w:ascii="Calibri" w:hAnsi="Calibri" w:cs="Aptos" w:eastAsia="Aptos"/>
           <w:i w:val="1"/>
           <w:iCs w:val="1"/>
           <w:noProof w:val="0"/>
@@ -61,25 +72,40 @@
     </w:p>
     <w:p>
       <w:pPr>
-        <w:spacing w:before="240" w:after="240" w:beforeAutospacing="0" w:afterAutospacing="0"/>
+        <w:shd w:val="clear" w:fill="auto"/>
+        <w:spacing w:lineRule="auto" w:line="240" w:before="240" w:after="240" w:beforeAutospacing="0" w:afterAutospacing="0"/>
+        <w:contextualSpacing w:val="1"/>
         <w:rPr>
-          <w:rFonts w:ascii="Aptos" w:hAnsi="Aptos" w:cs="Aptos" w:eastAsia="Aptos"/>
+          <w:rFonts w:ascii="Calibri" w:hAnsi="Calibri" w:cs="Aptos" w:eastAsia="Aptos"/>
           <w:b w:val="1"/>
           <w:bCs w:val="1"/>
           <w:noProof w:val="0"/>
-          <w:sz w:val="36"/>
-          <w:szCs w:val="36"/>
+          <w:sz w:val="24"/>
+          <w:szCs w:val="24"/>
           <w:lang w:val="en-US"/>
         </w:rPr>
       </w:pPr>
       <w:r>
         <w:rPr>
-          <w:rFonts w:ascii="Aptos" w:hAnsi="Aptos" w:cs="Aptos" w:eastAsia="Aptos"/>
+          <w:rFonts w:ascii="Calibri" w:hAnsi="Calibri" w:cs="Aptos" w:eastAsia="Aptos"/>
           <w:b w:val="1"/>
           <w:bCs w:val="1"/>
           <w:noProof w:val="0"/>
-          <w:sz w:val="36"/>
-          <w:szCs w:val="36"/>
+          <w:sz w:val="24"/>
+          <w:szCs w:val="24"/>
+          <w:rtl w:val="0"/>
+          <w:lang w:val="en-US" w:bidi="en-US" w:eastAsia="en-US"/>
+        </w:rPr>
+        <w:br w:type="textWrapping"/>
+      </w:r>
+      <w:r>
+        <w:rPr>
+          <w:rFonts w:ascii="Calibri" w:hAnsi="Calibri" w:cs="Aptos" w:eastAsia="Aptos"/>
+          <w:b w:val="1"/>
+          <w:bCs w:val="1"/>
+          <w:noProof w:val="0"/>
+          <w:sz w:val="24"/>
+          <w:szCs w:val="24"/>
           <w:lang w:val="en-US"/>
         </w:rPr>
         <w:t>AI Connector utility properties</w:t>
@@ -87,17 +113,46 @@
     </w:p>
     <w:p>
       <w:pPr>
-        <w:spacing w:before="240" w:after="240" w:beforeAutospacing="0" w:afterAutospacing="0"/>
+        <w:shd w:val="clear" w:fill="auto"/>
+        <w:spacing w:lineRule="auto" w:line="240" w:before="240" w:after="240" w:beforeAutospacing="0" w:afterAutospacing="0"/>
+        <w:contextualSpacing w:val="1"/>
+        <w:rPr>
+          <w:rFonts w:ascii="Calibri" w:hAnsi="Calibri"/>
+          <w:sz w:val="24"/>
+          <w:szCs w:val="24"/>
+        </w:rPr>
       </w:pPr>
       <w:r>
         <w:rPr>
-          <w:rFonts w:ascii="Aptos" w:hAnsi="Aptos" w:cs="Aptos" w:eastAsia="Aptos"/>
+          <w:rFonts w:ascii="Calibri" w:hAnsi="Calibri" w:cs="Aptos" w:eastAsia="Aptos"/>
+          <w:noProof w:val="0"/>
+          <w:sz w:val="24"/>
+          <w:szCs w:val="24"/>
+          <w:rtl w:val="0"/>
+          <w:lang w:val="en-US" w:bidi="en-US" w:eastAsia="en-US"/>
+        </w:rPr>
+        <w:br w:type="textWrapping"/>
+      </w:r>
+      <w:r>
+        <w:rPr>
+          <w:rFonts w:ascii="Calibri" w:hAnsi="Calibri" w:cs="Aptos" w:eastAsia="Aptos"/>
           <w:noProof w:val="0"/>
           <w:sz w:val="24"/>
           <w:szCs w:val="24"/>
           <w:lang w:val="en-US"/>
         </w:rPr>
         <w:t>Specify the flow action properties for the node that you want to create.</w:t>
+      </w:r>
+      <w:r>
+        <w:rPr>
+          <w:rFonts w:ascii="Calibri" w:hAnsi="Calibri" w:cs="Aptos" w:eastAsia="Aptos"/>
+          <w:noProof w:val="0"/>
+          <w:sz w:val="24"/>
+          <w:szCs w:val="24"/>
+          <w:rtl w:val="0"/>
+          <w:lang w:val="en-US" w:bidi="en-US" w:eastAsia="en-US"/>
+        </w:rPr>
+        <w:br w:type="textWrapping"/>
       </w:r>
     </w:p>
     <w:tbl>
@@ -109,6 +164,8 @@
           <w:left w:val="single" w:sz="6" w:space="0" w:shadow="0" w:frame="0" w:color="000000"/>
           <w:bottom w:val="single" w:sz="6" w:space="0" w:shadow="0" w:frame="0" w:color="000000"/>
           <w:right w:val="single" w:sz="6" w:space="0" w:shadow="0" w:frame="0" w:color="000000"/>
+          <w:insideH w:val="single" w:sz="4" w:space="0" w:shadow="0" w:frame="0" w:color="000000" w:themeColor="text1"/>
+          <w:insideV w:val="single" w:sz="4" w:space="0" w:shadow="0" w:frame="0" w:color="000000" w:themeColor="text1"/>
         </w:tblBorders>
         <w:tblLayout w:type="fixed"/>
         <w:tblLook w:val="06A0"/>
@@ -128,13 +185,23 @@
           </w:tcPr>
           <w:p>
             <w:pPr>
-              <w:spacing w:before="0" w:after="0" w:beforeAutospacing="0" w:afterAutospacing="0"/>
+              <w:shd w:val="clear" w:fill="auto"/>
+              <w:spacing w:lineRule="auto" w:line="240" w:before="0" w:after="0" w:beforeAutospacing="0" w:afterAutospacing="0"/>
+              <w:contextualSpacing w:val="1"/>
               <w:jc w:val="center"/>
-            </w:pPr>
-            <w:r>
-              <w:rPr>
+              <w:rPr>
+                <w:rFonts w:ascii="Calibri" w:hAnsi="Calibri"/>
+                <w:sz w:val="24"/>
+                <w:szCs w:val="24"/>
+              </w:rPr>
+            </w:pPr>
+            <w:r>
+              <w:rPr>
+                <w:rFonts w:ascii="Calibri" w:hAnsi="Calibri"/>
                 <w:b w:val="1"/>
                 <w:bCs w:val="1"/>
+                <w:sz w:val="24"/>
+                <w:szCs w:val="24"/>
               </w:rPr>
               <w:t>Property</w:t>
             </w:r>
@@ -147,13 +214,23 @@
           </w:tcPr>
           <w:p>
             <w:pPr>
-              <w:spacing w:before="0" w:after="0" w:beforeAutospacing="0" w:afterAutospacing="0"/>
+              <w:shd w:val="clear" w:fill="auto"/>
+              <w:spacing w:lineRule="auto" w:line="240" w:before="0" w:after="0" w:beforeAutospacing="0" w:afterAutospacing="0"/>
+              <w:contextualSpacing w:val="1"/>
               <w:jc w:val="center"/>
-            </w:pPr>
-            <w:r>
-              <w:rPr>
+              <w:rPr>
+                <w:rFonts w:ascii="Calibri" w:hAnsi="Calibri"/>
+                <w:sz w:val="24"/>
+                <w:szCs w:val="24"/>
+              </w:rPr>
+            </w:pPr>
+            <w:r>
+              <w:rPr>
+                <w:rFonts w:ascii="Calibri" w:hAnsi="Calibri"/>
                 <w:b w:val="1"/>
                 <w:bCs w:val="1"/>
+                <w:sz w:val="24"/>
+                <w:szCs w:val="24"/>
               </w:rPr>
               <w:t>Description</w:t>
             </w:r>
@@ -171,9 +248,21 @@
           </w:tcPr>
           <w:p>
             <w:pPr>
-              <w:spacing w:before="0" w:after="0" w:beforeAutospacing="0" w:afterAutospacing="0"/>
-            </w:pPr>
-            <w:r>
+              <w:shd w:val="clear" w:fill="auto"/>
+              <w:spacing w:lineRule="auto" w:line="240" w:before="0" w:after="0" w:beforeAutospacing="0" w:afterAutospacing="0"/>
+              <w:contextualSpacing w:val="1"/>
+              <w:rPr>
+                <w:rFonts w:ascii="Calibri" w:hAnsi="Calibri"/>
+                <w:sz w:val="24"/>
+                <w:szCs w:val="24"/>
+              </w:rPr>
+            </w:pPr>
+            <w:r>
+              <w:rPr>
+                <w:rFonts w:ascii="Calibri" w:hAnsi="Calibri"/>
+                <w:sz w:val="24"/>
+                <w:szCs w:val="24"/>
+              </w:rPr>
               <w:t>Node name</w:t>
             </w:r>
           </w:p>
@@ -185,9 +274,21 @@
           </w:tcPr>
           <w:p>
             <w:pPr>
-              <w:spacing w:before="0" w:after="0" w:beforeAutospacing="0" w:afterAutospacing="0"/>
-            </w:pPr>
-            <w:r>
+              <w:shd w:val="clear" w:fill="auto"/>
+              <w:spacing w:lineRule="auto" w:line="240" w:before="0" w:after="0" w:beforeAutospacing="0" w:afterAutospacing="0"/>
+              <w:contextualSpacing w:val="1"/>
+              <w:rPr>
+                <w:rFonts w:ascii="Calibri" w:hAnsi="Calibri"/>
+                <w:sz w:val="24"/>
+                <w:szCs w:val="24"/>
+              </w:rPr>
+            </w:pPr>
+            <w:r>
+              <w:rPr>
+                <w:rFonts w:ascii="Calibri" w:hAnsi="Calibri"/>
+                <w:sz w:val="24"/>
+                <w:szCs w:val="24"/>
+              </w:rPr>
               <w:t>Name of the AI Connector node.</w:t>
             </w:r>
           </w:p>
@@ -204,9 +305,21 @@
           </w:tcPr>
           <w:p>
             <w:pPr>
-              <w:spacing w:before="0" w:after="0" w:beforeAutospacing="0" w:afterAutospacing="0"/>
-            </w:pPr>
-            <w:r>
+              <w:shd w:val="clear" w:fill="auto"/>
+              <w:spacing w:lineRule="auto" w:line="240" w:before="0" w:after="0" w:beforeAutospacing="0" w:afterAutospacing="0"/>
+              <w:contextualSpacing w:val="1"/>
+              <w:rPr>
+                <w:rFonts w:ascii="Calibri" w:hAnsi="Calibri"/>
+                <w:sz w:val="24"/>
+                <w:szCs w:val="24"/>
+              </w:rPr>
+            </w:pPr>
+            <w:r>
+              <w:rPr>
+                <w:rFonts w:ascii="Calibri" w:hAnsi="Calibri"/>
+                <w:sz w:val="24"/>
+                <w:szCs w:val="24"/>
+              </w:rPr>
               <w:t>Select custom skill</w:t>
             </w:r>
           </w:p>
@@ -218,9 +331,21 @@
           </w:tcPr>
           <w:p>
             <w:pPr>
-              <w:spacing w:before="0" w:after="0" w:beforeAutospacing="0" w:afterAutospacing="0"/>
-            </w:pPr>
-            <w:r>
+              <w:shd w:val="clear" w:fill="auto"/>
+              <w:spacing w:lineRule="auto" w:line="240" w:before="0" w:after="0" w:beforeAutospacing="0" w:afterAutospacing="0"/>
+              <w:contextualSpacing w:val="1"/>
+              <w:rPr>
+                <w:rFonts w:ascii="Calibri" w:hAnsi="Calibri"/>
+                <w:sz w:val="24"/>
+                <w:szCs w:val="24"/>
+              </w:rPr>
+            </w:pPr>
+            <w:r>
+              <w:rPr>
+                <w:rFonts w:ascii="Calibri" w:hAnsi="Calibri"/>
+                <w:sz w:val="24"/>
+                <w:szCs w:val="24"/>
+              </w:rPr>
               <w:t>Open the drop-down menu to search for a custom skill.</w:t>
             </w:r>
           </w:p>
@@ -233,13 +358,28 @@
         <w:tc>
           <w:tcPr>
             <w:tcW w:w="5952" w:type="dxa"/>
+            <w:tcBorders>
+              <w:bottom w:val="single" w:sz="4" w:space="0" w:shadow="0" w:frame="0" w:color="000000" w:themeColor="text1"/>
+            </w:tcBorders>
             <w:vAlign w:val="center"/>
           </w:tcPr>
           <w:p>
             <w:pPr>
-              <w:spacing w:before="0" w:after="0" w:beforeAutospacing="0" w:afterAutospacing="0"/>
-            </w:pPr>
-            <w:r>
+              <w:shd w:val="clear" w:fill="auto"/>
+              <w:spacing w:lineRule="auto" w:line="240" w:before="0" w:after="0" w:beforeAutospacing="0" w:afterAutospacing="0"/>
+              <w:contextualSpacing w:val="1"/>
+              <w:rPr>
+                <w:rFonts w:ascii="Calibri" w:hAnsi="Calibri"/>
+                <w:sz w:val="24"/>
+                <w:szCs w:val="24"/>
+              </w:rPr>
+            </w:pPr>
+            <w:r>
+              <w:rPr>
+                <w:rFonts w:ascii="Calibri" w:hAnsi="Calibri"/>
+                <w:sz w:val="24"/>
+                <w:szCs w:val="24"/>
+              </w:rPr>
               <w:t>Wait for response</w:t>
             </w:r>
           </w:p>
@@ -247,13 +387,28 @@
         <w:tc>
           <w:tcPr>
             <w:tcW w:w="3408" w:type="dxa"/>
+            <w:tcBorders>
+              <w:bottom w:val="single" w:sz="4" w:space="0" w:shadow="0" w:frame="0" w:color="000000" w:themeColor="text1"/>
+            </w:tcBorders>
             <w:vAlign w:val="center"/>
           </w:tcPr>
           <w:p>
             <w:pPr>
-              <w:spacing w:before="0" w:after="0" w:beforeAutospacing="0" w:afterAutospacing="0"/>
-            </w:pPr>
-            <w:r>
+              <w:shd w:val="clear" w:fill="auto"/>
+              <w:spacing w:lineRule="auto" w:line="240" w:before="0" w:after="0" w:beforeAutospacing="0" w:afterAutospacing="0"/>
+              <w:contextualSpacing w:val="1"/>
+              <w:rPr>
+                <w:rFonts w:ascii="Calibri" w:hAnsi="Calibri"/>
+                <w:sz w:val="24"/>
+                <w:szCs w:val="24"/>
+              </w:rPr>
+            </w:pPr>
+            <w:r>
+              <w:rPr>
+                <w:rFonts w:ascii="Calibri" w:hAnsi="Calibri"/>
+                <w:sz w:val="24"/>
+                <w:szCs w:val="24"/>
+              </w:rPr>
               <w:t>Activate this toggle switch to wait for a response from the action before continuing the conversation.</w:t>
             </w:r>
           </w:p>
@@ -268,20 +423,33 @@
             <w:tcW w:w="9360" w:type="dxa"/>
             <w:gridSpan w:val="2"/>
             <w:tcBorders>
+              <w:top w:val="single" w:sz="4" w:space="0" w:shadow="0" w:frame="0" w:color="000000" w:themeColor="text1"/>
+              <w:left w:val="single" w:sz="6" w:space="0" w:shadow="0" w:frame="0" w:color="000000"/>
               <w:bottom w:val="single" w:sz="12" w:space="0" w:shadow="0" w:frame="0" w:color="000000" w:themeColor="text1"/>
-              <w:right w:val="nil"/>
+              <w:right w:val="single" w:sz="4" w:space="0" w:shadow="0" w:frame="0" w:color="000000" w:themeColor="text1"/>
             </w:tcBorders>
+            <w:shd w:val="clear" w:color="auto" w:fill="auto"/>
             <w:vAlign w:val="center"/>
           </w:tcPr>
           <w:p>
             <w:pPr>
-              <w:spacing w:before="0" w:after="0" w:beforeAutospacing="0" w:afterAutospacing="0"/>
+              <w:shd w:val="clear" w:fill="auto"/>
+              <w:spacing w:lineRule="auto" w:line="240" w:before="0" w:after="0" w:beforeAutospacing="0" w:afterAutospacing="0"/>
+              <w:contextualSpacing w:val="1"/>
               <w:jc w:val="center"/>
-            </w:pPr>
-            <w:r>
-              <w:rPr>
+              <w:rPr>
+                <w:rFonts w:ascii="Calibri" w:hAnsi="Calibri"/>
+                <w:sz w:val="24"/>
+                <w:szCs w:val="24"/>
+              </w:rPr>
+            </w:pPr>
+            <w:r>
+              <w:rPr>
+                <w:rFonts w:ascii="Calibri" w:hAnsi="Calibri"/>
                 <w:b w:val="1"/>
                 <w:bCs w:val="1"/>
+                <w:sz w:val="24"/>
+                <w:szCs w:val="24"/>
               </w:rPr>
               <w:t>Input and Output mappings</w:t>
             </w:r>
@@ -306,31 +474,59 @@
           </w:tcPr>
           <w:p>
             <w:pPr>
-              <w:spacing w:before="0" w:after="0" w:beforeAutospacing="0" w:afterAutospacing="0"/>
-            </w:pPr>
-            <w:r>
+              <w:shd w:val="clear" w:fill="auto"/>
+              <w:spacing w:lineRule="auto" w:line="240" w:before="0" w:after="0" w:beforeAutospacing="0" w:afterAutospacing="0"/>
+              <w:contextualSpacing w:val="1"/>
+              <w:rPr>
+                <w:rFonts w:ascii="Calibri" w:hAnsi="Calibri"/>
+                <w:sz w:val="24"/>
+                <w:szCs w:val="24"/>
+              </w:rPr>
+            </w:pPr>
+            <w:r>
+              <w:rPr>
+                <w:rFonts w:ascii="Calibri" w:hAnsi="Calibri"/>
+                <w:sz w:val="24"/>
+                <w:szCs w:val="24"/>
+              </w:rPr>
               <w:t xml:space="preserve">All input and output mappings are based on the custom skill you select. For more information on custom skills, see </w:t>
             </w:r>
             <w:r>
               <w:rPr>
-                <w:color w:val="153D64" w:themeColor="text2" w:themeTint="E6"/>
-              </w:rPr>
-              <w:t>Now Assist SDK</w:t>
-            </w:r>
-            <w:r>
-              <w:t xml:space="preserve"> and </w:t>
-            </w:r>
-            <w:r>
-              <w:rPr>
+                <w:rFonts w:ascii="Calibri" w:hAnsi="Calibri"/>
                 <w:b w:val="1"/>
                 <w:bCs w:val="1"/>
                 <w:color w:val="153D64" w:themeColor="text2" w:themeTint="E6"/>
+                <w:sz w:val="24"/>
+                <w:szCs w:val="24"/>
+              </w:rPr>
+              <w:t>Now Assist SDK</w:t>
+            </w:r>
+            <w:r>
+              <w:rPr>
+                <w:rFonts w:ascii="Calibri" w:hAnsi="Calibri"/>
+                <w:sz w:val="24"/>
+                <w:szCs w:val="24"/>
+              </w:rPr>
+              <w:t xml:space="preserve"> and </w:t>
+            </w:r>
+            <w:r>
+              <w:rPr>
+                <w:rFonts w:ascii="Calibri" w:hAnsi="Calibri"/>
+                <w:b w:val="1"/>
+                <w:bCs w:val="1"/>
+                <w:color w:val="153D64" w:themeColor="text2" w:themeTint="E6"/>
+                <w:sz w:val="24"/>
+                <w:szCs w:val="24"/>
               </w:rPr>
               <w:t>Managing custom skills in Virtual Agent Designer</w:t>
             </w:r>
             <w:r>
               <w:rPr>
+                <w:rFonts w:ascii="Calibri" w:hAnsi="Calibri"/>
                 <w:color w:val="153D64" w:themeColor="text2" w:themeTint="E6"/>
+                <w:sz w:val="24"/>
+                <w:szCs w:val="24"/>
               </w:rPr>
               <w:t>.</w:t>
             </w:r>
@@ -351,13 +547,23 @@
           </w:tcPr>
           <w:p>
             <w:pPr>
-              <w:spacing w:before="0" w:after="0" w:beforeAutospacing="0" w:afterAutospacing="0"/>
+              <w:shd w:val="clear" w:fill="auto"/>
+              <w:spacing w:lineRule="auto" w:line="240" w:before="0" w:after="0" w:beforeAutospacing="0" w:afterAutospacing="0"/>
+              <w:contextualSpacing w:val="1"/>
               <w:jc w:val="center"/>
-            </w:pPr>
-            <w:r>
-              <w:rPr>
+              <w:rPr>
+                <w:rFonts w:ascii="Calibri" w:hAnsi="Calibri"/>
+                <w:sz w:val="24"/>
+                <w:szCs w:val="24"/>
+              </w:rPr>
+            </w:pPr>
+            <w:r>
+              <w:rPr>
+                <w:rFonts w:ascii="Calibri" w:hAnsi="Calibri"/>
                 <w:b w:val="1"/>
                 <w:bCs w:val="1"/>
+                <w:sz w:val="24"/>
+                <w:szCs w:val="24"/>
               </w:rPr>
               <w:t>Advanced</w:t>
             </w:r>
@@ -371,7 +577,18 @@
             </w:tcBorders>
             <w:vAlign w:val="center"/>
           </w:tcPr>
-          <w:p/>
+          <w:p>
+            <w:pPr>
+              <w:shd w:val="clear" w:fill="auto"/>
+              <w:spacing w:lineRule="auto" w:line="240" w:beforeAutospacing="0" w:afterAutospacing="0"/>
+              <w:contextualSpacing w:val="1"/>
+              <w:rPr>
+                <w:rFonts w:ascii="Calibri" w:hAnsi="Calibri"/>
+                <w:sz w:val="24"/>
+                <w:szCs w:val="24"/>
+              </w:rPr>
+            </w:pPr>
+          </w:p>
         </w:tc>
       </w:tr>
       <w:tr>
@@ -385,13 +602,23 @@
           </w:tcPr>
           <w:p>
             <w:pPr>
-              <w:spacing w:before="0" w:after="0" w:beforeAutospacing="0" w:afterAutospacing="0"/>
+              <w:shd w:val="clear" w:fill="auto"/>
+              <w:spacing w:lineRule="auto" w:line="240" w:before="0" w:after="0" w:beforeAutospacing="0" w:afterAutospacing="0"/>
+              <w:contextualSpacing w:val="1"/>
               <w:jc w:val="center"/>
-            </w:pPr>
-            <w:r>
-              <w:rPr>
+              <w:rPr>
+                <w:rFonts w:ascii="Calibri" w:hAnsi="Calibri"/>
+                <w:sz w:val="24"/>
+                <w:szCs w:val="24"/>
+              </w:rPr>
+            </w:pPr>
+            <w:r>
+              <w:rPr>
+                <w:rFonts w:ascii="Calibri" w:hAnsi="Calibri"/>
                 <w:b w:val="1"/>
                 <w:bCs w:val="1"/>
+                <w:sz w:val="24"/>
+                <w:szCs w:val="24"/>
               </w:rPr>
               <w:t>Hide this node</w:t>
             </w:r>
@@ -402,7 +629,18 @@
             <w:tcW w:w="3408" w:type="dxa"/>
             <w:vAlign w:val="center"/>
           </w:tcPr>
-          <w:p/>
+          <w:p>
+            <w:pPr>
+              <w:shd w:val="clear" w:fill="auto"/>
+              <w:spacing w:lineRule="auto" w:line="240" w:beforeAutospacing="0" w:afterAutospacing="0"/>
+              <w:contextualSpacing w:val="1"/>
+              <w:rPr>
+                <w:rFonts w:ascii="Calibri" w:hAnsi="Calibri"/>
+                <w:sz w:val="24"/>
+                <w:szCs w:val="24"/>
+              </w:rPr>
+            </w:pPr>
+          </w:p>
         </w:tc>
       </w:tr>
       <w:tr>
@@ -416,9 +654,21 @@
           </w:tcPr>
           <w:p>
             <w:pPr>
-              <w:spacing w:before="0" w:after="0" w:beforeAutospacing="0" w:afterAutospacing="0"/>
-            </w:pPr>
-            <w:r>
+              <w:shd w:val="clear" w:fill="auto"/>
+              <w:spacing w:lineRule="auto" w:line="240" w:before="0" w:after="0" w:beforeAutospacing="0" w:afterAutospacing="0"/>
+              <w:contextualSpacing w:val="1"/>
+              <w:rPr>
+                <w:rFonts w:ascii="Calibri" w:hAnsi="Calibri"/>
+                <w:sz w:val="24"/>
+                <w:szCs w:val="24"/>
+              </w:rPr>
+            </w:pPr>
+            <w:r>
+              <w:rPr>
+                <w:rFonts w:ascii="Calibri" w:hAnsi="Calibri"/>
+                <w:sz w:val="24"/>
+                <w:szCs w:val="24"/>
+              </w:rPr>
               <w:t>Conditionally show this node if</w:t>
             </w:r>
           </w:p>
@@ -430,9 +680,21 @@
           </w:tcPr>
           <w:p>
             <w:pPr>
-              <w:spacing w:before="240" w:after="240" w:beforeAutospacing="0" w:afterAutospacing="0"/>
-            </w:pPr>
-            <w:r>
+              <w:shd w:val="clear" w:fill="auto"/>
+              <w:spacing w:lineRule="auto" w:line="240" w:before="240" w:after="240" w:beforeAutospacing="0" w:afterAutospacing="0"/>
+              <w:contextualSpacing w:val="1"/>
+              <w:rPr>
+                <w:rFonts w:ascii="Calibri" w:hAnsi="Calibri"/>
+                <w:sz w:val="24"/>
+                <w:szCs w:val="24"/>
+              </w:rPr>
+            </w:pPr>
+            <w:r>
+              <w:rPr>
+                <w:rFonts w:ascii="Calibri" w:hAnsi="Calibri"/>
+                <w:sz w:val="24"/>
+                <w:szCs w:val="24"/>
+              </w:rPr>
               <w:t>No-code condition statement or low-code script that specifies a condition for presenting this node in the conversation. The condition must evaluate to true.</w:t>
             </w:r>
           </w:p>
@@ -442,153 +704,258 @@
     <w:p>
       <w:pPr>
         <w:pStyle w:val="P2"/>
-        <w:spacing w:before="299" w:after="299" w:beforeAutospacing="0" w:afterAutospacing="0"/>
+        <w:shd w:val="clear" w:fill="auto"/>
+        <w:spacing w:lineRule="auto" w:line="240" w:before="0" w:after="0" w:beforeAutospacing="0" w:afterAutospacing="0"/>
+        <w:contextualSpacing w:val="1"/>
+        <w:jc w:val="center"/>
+        <w:rPr>
+          <w:rFonts w:ascii="Calibri" w:hAnsi="Calibri"/>
+          <w:color w:val="000000"/>
+          <w:sz w:val="24"/>
+          <w:szCs w:val="24"/>
+        </w:rPr>
       </w:pPr>
       <w:r>
         <w:rPr>
-          <w:rFonts w:ascii="Aptos" w:hAnsi="Aptos" w:cs="Aptos" w:eastAsia="Aptos"/>
+          <w:rFonts w:ascii="Calibri" w:hAnsi="Calibri" w:cs="Aptos" w:eastAsia="Aptos"/>
           <w:b w:val="1"/>
           <w:bCs w:val="1"/>
           <w:noProof w:val="0"/>
-          <w:sz w:val="36"/>
-          <w:szCs w:val="36"/>
+          <w:color w:val="000000"/>
+          <w:sz w:val="24"/>
+          <w:szCs w:val="24"/>
           <w:lang w:val="en-US"/>
         </w:rPr>
         <w:t>Example AI Connector utility</w:t>
       </w:r>
+      <w:r>
+        <w:rPr>
+          <w:rFonts w:ascii="Calibri" w:hAnsi="Calibri" w:cs="Aptos" w:eastAsia="Aptos"/>
+          <w:b w:val="1"/>
+          <w:bCs w:val="1"/>
+          <w:noProof w:val="0"/>
+          <w:color w:val="000000"/>
+          <w:sz w:val="24"/>
+          <w:szCs w:val="24"/>
+          <w:rtl w:val="0"/>
+          <w:lang w:val="en-US" w:bidi="en-US" w:eastAsia="en-US"/>
+        </w:rPr>
+        <w:t xml:space="preserve"> controls</w:t>
+      </w:r>
     </w:p>
+    <w:tbl>
+      <w:tblPr>
+        <w:tblStyle w:val="T1"/>
+        <w:tblW w:w="0" w:type="auto"/>
+        <w:tblLook w:val="04A0"/>
+      </w:tblPr>
+      <w:tblGrid>
+        <w:gridCol w:w="4676"/>
+        <w:gridCol w:w="4674"/>
+      </w:tblGrid>
+      <w:tr>
+        <w:tc>
+          <w:tcPr>
+            <w:tcW w:w="4679" w:type="dxa"/>
+          </w:tcPr>
+          <w:p>
+            <w:pPr>
+              <w:shd w:val="clear" w:fill="auto"/>
+              <w:spacing w:lineRule="auto" w:line="240" w:before="240" w:after="240" w:beforeAutospacing="0" w:afterAutospacing="0"/>
+              <w:contextualSpacing w:val="1"/>
+              <w:rPr>
+                <w:rFonts w:ascii="Calibri" w:hAnsi="Calibri"/>
+                <w:sz w:val="24"/>
+                <w:szCs w:val="24"/>
+              </w:rPr>
+            </w:pPr>
+            <w:r>
+              <w:rPr>
+                <w:rFonts w:ascii="Calibri" w:hAnsi="Calibri"/>
+                <w:sz w:val="24"/>
+                <w:szCs w:val="24"/>
+              </w:rPr>
+              <w:drawing>
+                <wp:inline xmlns:wp="http://schemas.openxmlformats.org/drawingml/2006/wordprocessingDrawing" distT="0" distB="0" distL="0" distR="0">
+                  <wp:extent cx="2597150" cy="2876550"/>
+                  <wp:effectExtent l="0" t="0" r="0" b="0"/>
+                  <wp:docPr id="2" name="Picture 1"/>
+                  <wp:cNvGraphicFramePr>
+                    <a:graphicFrameLocks xmlns:a="http://schemas.openxmlformats.org/drawingml/2006/main" noChangeAspect="1"/>
+                  </wp:cNvGraphicFramePr>
+                  <a:graphic xmlns:a="http://schemas.openxmlformats.org/drawingml/2006/main">
+                    <a:graphicData uri="http://schemas.openxmlformats.org/drawingml/2006/picture">
+                      <pic:pic xmlns:pic="http://schemas.openxmlformats.org/drawingml/2006/picture">
+                        <pic:nvPicPr>
+                          <pic:cNvPr id="0" name="Picture 2"/>
+                          <pic:cNvPicPr/>
+                        </pic:nvPicPr>
+                        <pic:blipFill dpi="0">
+                          <a:blip xmlns:r="http://schemas.openxmlformats.org/officeDocument/2006/relationships" r:embed="Relimage1"/>
+                          <a:srcRect/>
+                          <a:stretch>
+                            <a:fillRect/>
+                          </a:stretch>
+                        </pic:blipFill>
+                        <pic:spPr>
+                          <a:xfrm>
+                            <a:off x="0" y="0"/>
+                            <a:ext cx="2597150" cy="2876550"/>
+                          </a:xfrm>
+                          <a:prstGeom prst="rect"/>
+                        </pic:spPr>
+                      </pic:pic>
+                    </a:graphicData>
+                  </a:graphic>
+                </wp:inline>
+              </w:drawing>
+            </w:r>
+          </w:p>
+          <w:p>
+            <w:pPr>
+              <w:shd w:val="clear" w:fill="auto"/>
+              <w:spacing w:lineRule="auto" w:line="240" w:before="240" w:after="240" w:beforeAutospacing="0" w:afterAutospacing="0"/>
+              <w:contextualSpacing w:val="1"/>
+              <w:rPr>
+                <w:rFonts w:ascii="Calibri" w:hAnsi="Calibri"/>
+                <w:sz w:val="24"/>
+                <w:szCs w:val="24"/>
+              </w:rPr>
+            </w:pPr>
+            <w:r>
+              <w:rPr>
+                <w:rFonts w:ascii="Calibri" w:hAnsi="Calibri" w:cs="Aptos" w:eastAsia="Aptos"/>
+                <w:i w:val="1"/>
+                <w:iCs w:val="1"/>
+                <w:noProof w:val="0"/>
+                <w:sz w:val="24"/>
+                <w:szCs w:val="24"/>
+                <w:lang w:val="en-US"/>
+              </w:rPr>
+              <w:t>[AI Connector utility with no skill selected. The utility functions only after you select a custom skill that includes a query.]</w:t>
+            </w:r>
+          </w:p>
+          <w:p>
+            <w:pPr>
+              <w:shd w:val="clear" w:fill="auto"/>
+              <w:spacing w:lineRule="auto" w:line="240" w:before="240" w:after="240" w:beforeAutospacing="0" w:afterAutospacing="0"/>
+              <w:contextualSpacing w:val="1"/>
+              <w:rPr>
+                <w:rFonts w:ascii="Calibri" w:hAnsi="Calibri" w:cs="Aptos" w:eastAsia="Aptos"/>
+                <w:noProof w:val="0"/>
+                <w:sz w:val="24"/>
+                <w:szCs w:val="24"/>
+                <w:lang w:val="en-US"/>
+              </w:rPr>
+            </w:pPr>
+          </w:p>
+        </w:tc>
+        <w:tc>
+          <w:tcPr>
+            <w:tcW w:w="4680" w:type="dxa"/>
+          </w:tcPr>
+          <w:p>
+            <w:pPr>
+              <w:shd w:val="clear" w:fill="auto"/>
+              <w:spacing w:lineRule="auto" w:line="240" w:before="240" w:after="240" w:beforeAutospacing="0" w:afterAutospacing="0"/>
+              <w:contextualSpacing w:val="1"/>
+              <w:rPr>
+                <w:rFonts w:ascii="Calibri" w:hAnsi="Calibri"/>
+                <w:sz w:val="24"/>
+                <w:szCs w:val="24"/>
+              </w:rPr>
+            </w:pPr>
+            <w:r>
+              <w:rPr>
+                <w:rFonts w:ascii="Calibri" w:hAnsi="Calibri"/>
+                <w:sz w:val="24"/>
+                <w:szCs w:val="24"/>
+              </w:rPr>
+              <w:drawing>
+                <wp:inline xmlns:wp="http://schemas.openxmlformats.org/drawingml/2006/wordprocessingDrawing" distT="0" distB="0" distL="0" distR="0">
+                  <wp:extent cx="2243455" cy="6896100"/>
+                  <wp:effectExtent l="0" t="0" r="0" b="0"/>
+                  <wp:docPr id="1" name="Picture 3"/>
+                  <wp:cNvGraphicFramePr>
+                    <a:graphicFrameLocks xmlns:a="http://schemas.openxmlformats.org/drawingml/2006/main" noChangeAspect="1"/>
+                  </wp:cNvGraphicFramePr>
+                  <a:graphic xmlns:a="http://schemas.openxmlformats.org/drawingml/2006/main">
+                    <a:graphicData uri="http://schemas.openxmlformats.org/drawingml/2006/picture">
+                      <pic:pic xmlns:pic="http://schemas.openxmlformats.org/drawingml/2006/picture">
+                        <pic:nvPicPr>
+                          <pic:cNvPr id="0" name="Picture 4"/>
+                          <pic:cNvPicPr/>
+                        </pic:nvPicPr>
+                        <pic:blipFill dpi="0">
+                          <a:blip xmlns:r="http://schemas.openxmlformats.org/officeDocument/2006/relationships" r:embed="Relimage2"/>
+                          <a:srcRect/>
+                          <a:stretch>
+                            <a:fillRect/>
+                          </a:stretch>
+                        </pic:blipFill>
+                        <pic:spPr>
+                          <a:xfrm>
+                            <a:off x="0" y="0"/>
+                            <a:ext cx="2243455" cy="6896100"/>
+                          </a:xfrm>
+                          <a:prstGeom prst="rect"/>
+                        </pic:spPr>
+                      </pic:pic>
+                    </a:graphicData>
+                  </a:graphic>
+                </wp:inline>
+              </w:drawing>
+            </w:r>
+          </w:p>
+          <w:p>
+            <w:pPr>
+              <w:shd w:val="clear" w:fill="auto"/>
+              <w:spacing w:lineRule="auto" w:line="240" w:before="240" w:after="240" w:beforeAutospacing="0" w:afterAutospacing="0"/>
+              <w:contextualSpacing w:val="1"/>
+              <w:rPr>
+                <w:rFonts w:ascii="Calibri" w:hAnsi="Calibri" w:cs="Aptos" w:eastAsia="Aptos"/>
+                <w:noProof w:val="0"/>
+                <w:sz w:val="24"/>
+                <w:szCs w:val="24"/>
+                <w:lang w:val="en-US"/>
+              </w:rPr>
+            </w:pPr>
+            <w:r>
+              <w:rPr>
+                <w:rFonts w:ascii="Calibri" w:hAnsi="Calibri" w:cs="Aptos" w:eastAsia="Aptos"/>
+                <w:i w:val="1"/>
+                <w:iCs w:val="1"/>
+                <w:noProof w:val="0"/>
+                <w:sz w:val="24"/>
+                <w:szCs w:val="24"/>
+                <w:lang w:val="en-US"/>
+              </w:rPr>
+              <w:t>[AI Connector utility with Web Search skill selected. All input and output mappings derive from the custom skill.</w:t>
+            </w:r>
+            <w:r>
+              <w:rPr>
+                <w:rFonts w:ascii="Calibri" w:hAnsi="Calibri" w:cs="Aptos" w:eastAsia="Aptos"/>
+                <w:i w:val="1"/>
+                <w:iCs w:val="1"/>
+                <w:noProof w:val="0"/>
+                <w:sz w:val="24"/>
+                <w:szCs w:val="24"/>
+                <w:rtl w:val="0"/>
+                <w:lang w:val="en-US" w:bidi="en-US" w:eastAsia="en-US"/>
+              </w:rPr>
+              <w:t>]</w:t>
+            </w:r>
+          </w:p>
+        </w:tc>
+      </w:tr>
+    </w:tbl>
     <w:p>
       <w:pPr>
-        <w:spacing w:before="240" w:after="240" w:beforeAutospacing="0" w:afterAutospacing="0"/>
-      </w:pPr>
-      <w:r>
-        <w:drawing>
-          <wp:inline xmlns:wp="http://schemas.openxmlformats.org/drawingml/2006/wordprocessingDrawing" distT="0" distB="0" distL="0" distR="0">
-            <wp:extent cx="3810000" cy="4219575"/>
-            <wp:effectExtent l="0" t="0" r="0" b="0"/>
-            <wp:docPr id="565080944" name="Picture 1"/>
-            <wp:cNvGraphicFramePr>
-              <a:graphicFrameLocks xmlns:a="http://schemas.openxmlformats.org/drawingml/2006/main" noChangeAspect="1"/>
-            </wp:cNvGraphicFramePr>
-            <a:graphic xmlns:a="http://schemas.openxmlformats.org/drawingml/2006/main">
-              <a:graphicData uri="http://schemas.openxmlformats.org/drawingml/2006/picture">
-                <pic:pic xmlns:pic="http://schemas.openxmlformats.org/drawingml/2006/picture">
-                  <pic:nvPicPr>
-                    <pic:cNvPr id="0" name="Picture 2"/>
-                    <pic:cNvPicPr/>
-                  </pic:nvPicPr>
-                  <pic:blipFill dpi="0">
-                    <a:blip xmlns:r="http://schemas.openxmlformats.org/officeDocument/2006/relationships" r:embed="Relimage1">
-                      <a:extLst>
-                        <a:ext uri="{28A0092B-C50C-407E-A947-70E740481C1C}">
-                          <a14:useLocalDpi xmlns:a14="http://schemas.microsoft.com/office/drawing/2010/main" val="0"/>
-                        </a:ext>
-                      </a:extLst>
-                    </a:blip>
-                    <a:srcRect/>
-                    <a:stretch>
-                      <a:fillRect/>
-                    </a:stretch>
-                  </pic:blipFill>
-                  <pic:spPr>
-                    <a:xfrm>
-                      <a:off x="0" y="0"/>
-                      <a:ext cx="3810000" cy="4219575"/>
-                    </a:xfrm>
-                    <a:prstGeom prst="rect"/>
-                  </pic:spPr>
-                </pic:pic>
-              </a:graphicData>
-            </a:graphic>
-          </wp:inline>
-        </w:drawing>
-      </w:r>
-    </w:p>
-    <w:p>
-      <w:pPr>
-        <w:spacing w:before="240" w:after="240" w:beforeAutospacing="0" w:afterAutospacing="0"/>
-      </w:pPr>
-      <w:r>
+        <w:shd w:val="clear" w:fill="auto"/>
+        <w:spacing w:lineRule="auto" w:line="240" w:before="240" w:after="240" w:beforeAutospacing="0" w:afterAutospacing="0"/>
+        <w:contextualSpacing w:val="1"/>
         <w:rPr>
-          <w:rFonts w:ascii="Aptos" w:hAnsi="Aptos" w:cs="Aptos" w:eastAsia="Aptos"/>
-          <w:i w:val="1"/>
-          <w:iCs w:val="1"/>
-          <w:noProof w:val="0"/>
-          <w:sz w:val="24"/>
-          <w:szCs w:val="24"/>
-          <w:lang w:val="en-US"/>
-        </w:rPr>
-        <w:t>[AI Connector utility with no skill selected. The utility functions only after you select a custom skill that includes a query.]</w:t>
-      </w:r>
-    </w:p>
-    <w:p>
-      <w:pPr>
-        <w:spacing w:before="240" w:after="240" w:beforeAutospacing="0" w:afterAutospacing="0"/>
-      </w:pPr>
-      <w:r>
-        <w:drawing>
-          <wp:inline xmlns:wp="http://schemas.openxmlformats.org/drawingml/2006/wordprocessingDrawing" distT="0" distB="0" distL="0" distR="0">
-            <wp:extent cx="2409825" cy="7407910"/>
-            <wp:effectExtent l="0" t="0" r="0" b="0"/>
-            <wp:docPr id="154604855" name="Picture 3"/>
-            <wp:cNvGraphicFramePr>
-              <a:graphicFrameLocks xmlns:a="http://schemas.openxmlformats.org/drawingml/2006/main" noChangeAspect="1"/>
-            </wp:cNvGraphicFramePr>
-            <a:graphic xmlns:a="http://schemas.openxmlformats.org/drawingml/2006/main">
-              <a:graphicData uri="http://schemas.openxmlformats.org/drawingml/2006/picture">
-                <pic:pic xmlns:pic="http://schemas.openxmlformats.org/drawingml/2006/picture">
-                  <pic:nvPicPr>
-                    <pic:cNvPr id="0" name="Picture 4"/>
-                    <pic:cNvPicPr/>
-                  </pic:nvPicPr>
-                  <pic:blipFill dpi="0">
-                    <a:blip xmlns:r="http://schemas.openxmlformats.org/officeDocument/2006/relationships" r:embed="Relimage2">
-                      <a:extLst>
-                        <a:ext uri="{28A0092B-C50C-407E-A947-70E740481C1C}">
-                          <a14:useLocalDpi xmlns:a14="http://schemas.microsoft.com/office/drawing/2010/main" val="0"/>
-                        </a:ext>
-                      </a:extLst>
-                    </a:blip>
-                    <a:srcRect/>
-                    <a:stretch>
-                      <a:fillRect/>
-                    </a:stretch>
-                  </pic:blipFill>
-                  <pic:spPr>
-                    <a:xfrm>
-                      <a:off x="0" y="0"/>
-                      <a:ext cx="2409825" cy="7407910"/>
-                    </a:xfrm>
-                    <a:prstGeom prst="rect"/>
-                  </pic:spPr>
-                </pic:pic>
-              </a:graphicData>
-            </a:graphic>
-          </wp:inline>
-        </w:drawing>
-      </w:r>
-    </w:p>
-    <w:p>
-      <w:pPr>
-        <w:spacing w:before="240" w:after="240" w:beforeAutospacing="0" w:afterAutospacing="0"/>
-      </w:pPr>
-      <w:r>
-        <w:rPr>
-          <w:rFonts w:ascii="Aptos" w:hAnsi="Aptos" w:cs="Aptos" w:eastAsia="Aptos"/>
-          <w:i w:val="1"/>
-          <w:iCs w:val="1"/>
-          <w:noProof w:val="0"/>
-          <w:sz w:val="24"/>
-          <w:szCs w:val="24"/>
-          <w:lang w:val="en-US"/>
-        </w:rPr>
-        <w:t>[AI Connector utility with Web Search skill selected. All input and output mappings derive from the custom skill.]</w:t>
-      </w:r>
-    </w:p>
-    <w:p>
-      <w:pPr>
-        <w:rPr>
-          <w:rFonts w:ascii="Aptos" w:hAnsi="Aptos" w:cs="Aptos" w:eastAsia="Aptos"/>
+          <w:rFonts w:ascii="Calibri" w:hAnsi="Calibri" w:cs="Aptos" w:eastAsia="Aptos"/>
           <w:noProof w:val="0"/>
           <w:sz w:val="24"/>
           <w:szCs w:val="24"/>
